--- a/zht/docx/080.content.docx
+++ b/zht/docx/080.content.docx
@@ -462,186 +462,138 @@
           <w:lang w:val="zh_TW" w:bidi="zh_TW"/>
         </w:rPr>
       </w:r>
-      <w:hyperlink r:id="rId13">
-        <w:r>
-          <w:rPr>
-            <w:lang w:val="zh_TW" w:bidi="zh_TW"/>
-          </w:rPr>
-          <w:rPr>
-            <w:color w:val="0000EE"/>
-            <w:u w:val="single"/>
-          </w:rPr>
-          <w:t>約翰一書5:9</w:t>
-        </w:r>
-      </w:hyperlink>
-    </w:p>
-    <w:p>
-      <w:pPr>
-        <w:pStyle w:val="ListBullet"/>
-        <w:spacing w:line="240" w:lineRule="auto"/>
-        <w:ind w:left="720"/>
-      </w:pPr>
-      <w:r>
-        <w:rPr>
-          <w:lang w:val="zh_TW" w:bidi="zh_TW"/>
-        </w:rPr>
-      </w:r>
-      <w:hyperlink r:id="rId14">
-        <w:r>
-          <w:rPr>
-            <w:lang w:val="zh_TW" w:bidi="zh_TW"/>
-          </w:rPr>
-          <w:rPr>
-            <w:color w:val="0000EE"/>
-            <w:u w:val="single"/>
-          </w:rPr>
-          <w:t>帖撒羅尼迦前書1:6</w:t>
-        </w:r>
-      </w:hyperlink>
-    </w:p>
-    <w:p>
-      <w:pPr>
-        <w:pStyle w:val="ListBullet"/>
-        <w:spacing w:line="240" w:lineRule="auto"/>
-        <w:ind w:left="720"/>
-      </w:pPr>
-      <w:r>
-        <w:rPr>
-          <w:lang w:val="zh_TW" w:bidi="zh_TW"/>
-        </w:rPr>
-      </w:r>
-      <w:hyperlink r:id="rId15">
-        <w:r>
-          <w:rPr>
-            <w:lang w:val="zh_TW" w:bidi="zh_TW"/>
-          </w:rPr>
-          <w:rPr>
-            <w:color w:val="0000EE"/>
-            <w:u w:val="single"/>
-          </w:rPr>
-          <w:t>帖撒羅尼迦前書4:1</w:t>
-        </w:r>
-      </w:hyperlink>
-    </w:p>
-    <w:p>
-      <w:pPr>
-        <w:pStyle w:val="ListBullet"/>
-        <w:spacing w:line="240" w:lineRule="auto"/>
-        <w:ind w:left="720"/>
-      </w:pPr>
-      <w:r>
-        <w:rPr>
-          <w:lang w:val="zh_TW" w:bidi="zh_TW"/>
-        </w:rPr>
-      </w:r>
-      <w:hyperlink r:id="rId16">
-        <w:r>
-          <w:rPr>
-            <w:lang w:val="zh_TW" w:bidi="zh_TW"/>
-          </w:rPr>
-          <w:rPr>
-            <w:color w:val="0000EE"/>
-            <w:u w:val="single"/>
-          </w:rPr>
-          <w:t>使徒行傳8:15</w:t>
-        </w:r>
-      </w:hyperlink>
-    </w:p>
-    <w:p>
-      <w:pPr>
-        <w:pStyle w:val="ListBullet"/>
-        <w:spacing w:line="240" w:lineRule="auto"/>
-        <w:ind w:left="720"/>
-      </w:pPr>
-      <w:r>
-        <w:rPr>
-          <w:lang w:val="zh_TW" w:bidi="zh_TW"/>
-        </w:rPr>
-      </w:r>
-      <w:hyperlink r:id="rId17">
-        <w:r>
-          <w:rPr>
-            <w:lang w:val="zh_TW" w:bidi="zh_TW"/>
-          </w:rPr>
-          <w:rPr>
-            <w:color w:val="0000EE"/>
-            <w:u w:val="single"/>
-          </w:rPr>
-          <w:t>耶利米書32:33</w:t>
-        </w:r>
-      </w:hyperlink>
-    </w:p>
-    <w:p>
-      <w:pPr>
-        <w:pStyle w:val="ListBullet"/>
-        <w:spacing w:line="240" w:lineRule="auto"/>
-        <w:ind w:left="720"/>
-      </w:pPr>
-      <w:r>
-        <w:rPr>
-          <w:lang w:val="zh_TW" w:bidi="zh_TW"/>
-        </w:rPr>
-      </w:r>
-      <w:hyperlink r:id="rId18">
-        <w:r>
-          <w:rPr>
-            <w:lang w:val="zh_TW" w:bidi="zh_TW"/>
-          </w:rPr>
-          <w:rPr>
-            <w:color w:val="0000EE"/>
-            <w:u w:val="single"/>
-          </w:rPr>
-          <w:t>路加福音9:5</w:t>
-        </w:r>
-      </w:hyperlink>
-    </w:p>
-    <w:p>
-      <w:pPr>
-        <w:pStyle w:val="ListBullet"/>
-        <w:spacing w:line="240" w:lineRule="auto"/>
-        <w:ind w:left="720"/>
-      </w:pPr>
-      <w:r>
-        <w:rPr>
-          <w:lang w:val="zh_TW" w:bidi="zh_TW"/>
-        </w:rPr>
-      </w:r>
-      <w:hyperlink r:id="rId19">
-        <w:r>
-          <w:rPr>
-            <w:lang w:val="zh_TW" w:bidi="zh_TW"/>
-          </w:rPr>
-          <w:rPr>
-            <w:color w:val="0000EE"/>
-            <w:u w:val="single"/>
-          </w:rPr>
-          <w:t>瑪拉基書3:10–12</w:t>
-        </w:r>
-      </w:hyperlink>
-    </w:p>
-    <w:p>
-      <w:pPr>
-        <w:pStyle w:val="ListBullet"/>
-        <w:spacing w:line="240" w:lineRule="auto"/>
-        <w:ind w:left="720"/>
-      </w:pPr>
-      <w:r>
-        <w:rPr>
-          <w:lang w:val="zh_TW" w:bidi="zh_TW"/>
-        </w:rPr>
-      </w:r>
-      <w:hyperlink r:id="rId20">
-        <w:r>
-          <w:rPr>
-            <w:lang w:val="zh_TW" w:bidi="zh_TW"/>
-          </w:rPr>
-          <w:rPr>
-            <w:color w:val="0000EE"/>
-            <w:u w:val="single"/>
-          </w:rPr>
-          <w:t>詩篇49:14–15</w:t>
-        </w:r>
-      </w:hyperlink>
+      <w:r>
+        <w:rPr>
+          <w:lang w:val="zh_TW" w:bidi="zh_TW"/>
+        </w:rPr>
+        <w:t>約翰一書5:9</w:t>
+      </w:r>
+    </w:p>
+    <w:p>
+      <w:pPr>
+        <w:pStyle w:val="ListBullet"/>
+        <w:spacing w:line="240" w:lineRule="auto"/>
+        <w:ind w:left="720"/>
+      </w:pPr>
+      <w:r>
+        <w:rPr>
+          <w:lang w:val="zh_TW" w:bidi="zh_TW"/>
+        </w:rPr>
+      </w:r>
+      <w:r>
+        <w:rPr>
+          <w:lang w:val="zh_TW" w:bidi="zh_TW"/>
+        </w:rPr>
+        <w:t>帖撒羅尼迦前書1:6</w:t>
+      </w:r>
+    </w:p>
+    <w:p>
+      <w:pPr>
+        <w:pStyle w:val="ListBullet"/>
+        <w:spacing w:line="240" w:lineRule="auto"/>
+        <w:ind w:left="720"/>
+      </w:pPr>
+      <w:r>
+        <w:rPr>
+          <w:lang w:val="zh_TW" w:bidi="zh_TW"/>
+        </w:rPr>
+      </w:r>
+      <w:r>
+        <w:rPr>
+          <w:lang w:val="zh_TW" w:bidi="zh_TW"/>
+        </w:rPr>
+        <w:t>帖撒羅尼迦前書4:1</w:t>
+      </w:r>
+    </w:p>
+    <w:p>
+      <w:pPr>
+        <w:pStyle w:val="ListBullet"/>
+        <w:spacing w:line="240" w:lineRule="auto"/>
+        <w:ind w:left="720"/>
+      </w:pPr>
+      <w:r>
+        <w:rPr>
+          <w:lang w:val="zh_TW" w:bidi="zh_TW"/>
+        </w:rPr>
+      </w:r>
+      <w:r>
+        <w:rPr>
+          <w:lang w:val="zh_TW" w:bidi="zh_TW"/>
+        </w:rPr>
+        <w:t>使徒行傳8:15</w:t>
+      </w:r>
+    </w:p>
+    <w:p>
+      <w:pPr>
+        <w:pStyle w:val="ListBullet"/>
+        <w:spacing w:line="240" w:lineRule="auto"/>
+        <w:ind w:left="720"/>
+      </w:pPr>
+      <w:r>
+        <w:rPr>
+          <w:lang w:val="zh_TW" w:bidi="zh_TW"/>
+        </w:rPr>
+      </w:r>
+      <w:r>
+        <w:rPr>
+          <w:lang w:val="zh_TW" w:bidi="zh_TW"/>
+        </w:rPr>
+        <w:t>耶利米書32:33</w:t>
+      </w:r>
+    </w:p>
+    <w:p>
+      <w:pPr>
+        <w:pStyle w:val="ListBullet"/>
+        <w:spacing w:line="240" w:lineRule="auto"/>
+        <w:ind w:left="720"/>
+      </w:pPr>
+      <w:r>
+        <w:rPr>
+          <w:lang w:val="zh_TW" w:bidi="zh_TW"/>
+        </w:rPr>
+      </w:r>
+      <w:r>
+        <w:rPr>
+          <w:lang w:val="zh_TW" w:bidi="zh_TW"/>
+        </w:rPr>
+        <w:t>路加福音9:5</w:t>
+      </w:r>
+    </w:p>
+    <w:p>
+      <w:pPr>
+        <w:pStyle w:val="ListBullet"/>
+        <w:spacing w:line="240" w:lineRule="auto"/>
+        <w:ind w:left="720"/>
+      </w:pPr>
+      <w:r>
+        <w:rPr>
+          <w:lang w:val="zh_TW" w:bidi="zh_TW"/>
+        </w:rPr>
+      </w:r>
+      <w:r>
+        <w:rPr>
+          <w:lang w:val="zh_TW" w:bidi="zh_TW"/>
+        </w:rPr>
+        <w:t>瑪拉基書3:10–12</w:t>
+      </w:r>
+    </w:p>
+    <w:p>
+      <w:pPr>
+        <w:pStyle w:val="ListBullet"/>
+        <w:spacing w:line="240" w:lineRule="auto"/>
+        <w:ind w:left="720"/>
+      </w:pPr>
+      <w:r>
+        <w:rPr>
+          <w:lang w:val="zh_TW" w:bidi="zh_TW"/>
+        </w:rPr>
+      </w:r>
+      <w:r>
+        <w:rPr>
+          <w:lang w:val="zh_TW" w:bidi="zh_TW"/>
+        </w:rPr>
+        <w:t>詩篇49:14–15</w:t>
+      </w:r>
     </w:p>
     <w:p>
       <w:pPr>
@@ -1202,114 +1154,84 @@
           <w:lang w:val="zh_TW" w:bidi="zh_TW"/>
         </w:rPr>
       </w:r>
-      <w:hyperlink r:id="rId21">
-        <w:r>
-          <w:rPr>
-            <w:lang w:val="zh_TW" w:bidi="zh_TW"/>
-          </w:rPr>
-          <w:rPr>
-            <w:color w:val="0000EE"/>
-            <w:u w:val="single"/>
-          </w:rPr>
-          <w:t>歷代志上23:31</w:t>
-        </w:r>
-      </w:hyperlink>
-    </w:p>
-    <w:p>
-      <w:pPr>
-        <w:pStyle w:val="ListBullet"/>
-        <w:spacing w:line="240" w:lineRule="auto"/>
-        <w:ind w:left="720"/>
-      </w:pPr>
-      <w:r>
-        <w:rPr>
-          <w:lang w:val="zh_TW" w:bidi="zh_TW"/>
-        </w:rPr>
-      </w:r>
-      <w:hyperlink r:id="rId22">
-        <w:r>
-          <w:rPr>
-            <w:lang w:val="zh_TW" w:bidi="zh_TW"/>
-          </w:rPr>
-          <w:rPr>
-            <w:color w:val="0000EE"/>
-            <w:u w:val="single"/>
-          </w:rPr>
-          <w:t>歷代志下8:13</w:t>
-        </w:r>
-      </w:hyperlink>
-    </w:p>
-    <w:p>
-      <w:pPr>
-        <w:pStyle w:val="ListBullet"/>
-        <w:spacing w:line="240" w:lineRule="auto"/>
-        <w:ind w:left="720"/>
-      </w:pPr>
-      <w:r>
-        <w:rPr>
-          <w:lang w:val="zh_TW" w:bidi="zh_TW"/>
-        </w:rPr>
-      </w:r>
-      <w:hyperlink r:id="rId23">
-        <w:r>
-          <w:rPr>
-            <w:lang w:val="zh_TW" w:bidi="zh_TW"/>
-          </w:rPr>
-          <w:rPr>
-            <w:color w:val="0000EE"/>
-            <w:u w:val="single"/>
-          </w:rPr>
-          <w:t>出埃及記5:1</w:t>
-        </w:r>
-      </w:hyperlink>
-    </w:p>
-    <w:p>
-      <w:pPr>
-        <w:pStyle w:val="ListBullet"/>
-        <w:spacing w:line="240" w:lineRule="auto"/>
-        <w:ind w:left="720"/>
-      </w:pPr>
-      <w:r>
-        <w:rPr>
-          <w:lang w:val="zh_TW" w:bidi="zh_TW"/>
-        </w:rPr>
-      </w:r>
-      <w:hyperlink r:id="rId24">
-        <w:r>
-          <w:rPr>
-            <w:lang w:val="zh_TW" w:bidi="zh_TW"/>
-          </w:rPr>
-          <w:rPr>
-            <w:color w:val="0000EE"/>
-            <w:u w:val="single"/>
-          </w:rPr>
-          <w:t>約翰福音4:45</w:t>
-        </w:r>
-      </w:hyperlink>
-    </w:p>
-    <w:p>
-      <w:pPr>
-        <w:pStyle w:val="ListBullet"/>
-        <w:spacing w:line="240" w:lineRule="auto"/>
-        <w:ind w:left="720"/>
-      </w:pPr>
-      <w:r>
-        <w:rPr>
-          <w:lang w:val="zh_TW" w:bidi="zh_TW"/>
-        </w:rPr>
-      </w:r>
-      <w:hyperlink r:id="rId25">
-        <w:r>
-          <w:rPr>
-            <w:lang w:val="zh_TW" w:bidi="zh_TW"/>
-          </w:rPr>
-          <w:rPr>
-            <w:color w:val="0000EE"/>
-            <w:u w:val="single"/>
-          </w:rPr>
-          <w:t>路加福音22:1</w:t>
-        </w:r>
-      </w:hyperlink>
+      <w:r>
+        <w:rPr>
+          <w:lang w:val="zh_TW" w:bidi="zh_TW"/>
+        </w:rPr>
+        <w:t>歷代志上23:31</w:t>
+      </w:r>
+    </w:p>
+    <w:p>
+      <w:pPr>
+        <w:pStyle w:val="ListBullet"/>
+        <w:spacing w:line="240" w:lineRule="auto"/>
+        <w:ind w:left="720"/>
+      </w:pPr>
+      <w:r>
+        <w:rPr>
+          <w:lang w:val="zh_TW" w:bidi="zh_TW"/>
+        </w:rPr>
+      </w:r>
+      <w:r>
+        <w:rPr>
+          <w:lang w:val="zh_TW" w:bidi="zh_TW"/>
+        </w:rPr>
+        <w:t>歷代志下8:13</w:t>
+      </w:r>
+    </w:p>
+    <w:p>
+      <w:pPr>
+        <w:pStyle w:val="ListBullet"/>
+        <w:spacing w:line="240" w:lineRule="auto"/>
+        <w:ind w:left="720"/>
+      </w:pPr>
+      <w:r>
+        <w:rPr>
+          <w:lang w:val="zh_TW" w:bidi="zh_TW"/>
+        </w:rPr>
+      </w:r>
+      <w:r>
+        <w:rPr>
+          <w:lang w:val="zh_TW" w:bidi="zh_TW"/>
+        </w:rPr>
+        <w:t>出埃及記5:1</w:t>
+      </w:r>
+    </w:p>
+    <w:p>
+      <w:pPr>
+        <w:pStyle w:val="ListBullet"/>
+        <w:spacing w:line="240" w:lineRule="auto"/>
+        <w:ind w:left="720"/>
+      </w:pPr>
+      <w:r>
+        <w:rPr>
+          <w:lang w:val="zh_TW" w:bidi="zh_TW"/>
+        </w:rPr>
+      </w:r>
+      <w:r>
+        <w:rPr>
+          <w:lang w:val="zh_TW" w:bidi="zh_TW"/>
+        </w:rPr>
+        <w:t>約翰福音4:45</w:t>
+      </w:r>
+    </w:p>
+    <w:p>
+      <w:pPr>
+        <w:pStyle w:val="ListBullet"/>
+        <w:spacing w:line="240" w:lineRule="auto"/>
+        <w:ind w:left="720"/>
+      </w:pPr>
+      <w:r>
+        <w:rPr>
+          <w:lang w:val="zh_TW" w:bidi="zh_TW"/>
+        </w:rPr>
+      </w:r>
+      <w:r>
+        <w:rPr>
+          <w:lang w:val="zh_TW" w:bidi="zh_TW"/>
+        </w:rPr>
+        <w:t>路加福音22:1</w:t>
+      </w:r>
     </w:p>
     <w:p>
       <w:pPr>
@@ -1513,90 +1435,66 @@
           <w:lang w:val="zh_TW" w:bidi="zh_TW"/>
         </w:rPr>
       </w:r>
-      <w:hyperlink r:id="rId26">
-        <w:r>
-          <w:rPr>
-            <w:lang w:val="zh_TW" w:bidi="zh_TW"/>
-          </w:rPr>
-          <w:rPr>
-            <w:color w:val="0000EE"/>
-            <w:u w:val="single"/>
-          </w:rPr>
-          <w:t>哥林多前書7:8–9</w:t>
-        </w:r>
-      </w:hyperlink>
-    </w:p>
-    <w:p>
-      <w:pPr>
-        <w:pStyle w:val="ListBullet"/>
-        <w:spacing w:line="240" w:lineRule="auto"/>
-        <w:ind w:left="720"/>
-      </w:pPr>
-      <w:r>
-        <w:rPr>
-          <w:lang w:val="zh_TW" w:bidi="zh_TW"/>
-        </w:rPr>
-      </w:r>
-      <w:hyperlink r:id="rId27">
-        <w:r>
-          <w:rPr>
-            <w:lang w:val="zh_TW" w:bidi="zh_TW"/>
-          </w:rPr>
-          <w:rPr>
-            <w:color w:val="0000EE"/>
-            <w:u w:val="single"/>
-          </w:rPr>
-          <w:t>彼得後書1:5–7</w:t>
-        </w:r>
-      </w:hyperlink>
-    </w:p>
-    <w:p>
-      <w:pPr>
-        <w:pStyle w:val="ListBullet"/>
-        <w:spacing w:line="240" w:lineRule="auto"/>
-        <w:ind w:left="720"/>
-      </w:pPr>
-      <w:r>
-        <w:rPr>
-          <w:lang w:val="zh_TW" w:bidi="zh_TW"/>
-        </w:rPr>
-      </w:r>
-      <w:hyperlink r:id="rId28">
-        <w:r>
-          <w:rPr>
-            <w:lang w:val="zh_TW" w:bidi="zh_TW"/>
-          </w:rPr>
-          <w:rPr>
-            <w:color w:val="0000EE"/>
-            <w:u w:val="single"/>
-          </w:rPr>
-          <w:t>提摩太後書3:1–4</w:t>
-        </w:r>
-      </w:hyperlink>
-    </w:p>
-    <w:p>
-      <w:pPr>
-        <w:pStyle w:val="ListBullet"/>
-        <w:spacing w:line="240" w:lineRule="auto"/>
-        <w:ind w:left="720"/>
-      </w:pPr>
-      <w:r>
-        <w:rPr>
-          <w:lang w:val="zh_TW" w:bidi="zh_TW"/>
-        </w:rPr>
-      </w:r>
-      <w:hyperlink r:id="rId29">
-        <w:r>
-          <w:rPr>
-            <w:lang w:val="zh_TW" w:bidi="zh_TW"/>
-          </w:rPr>
-          <w:rPr>
-            <w:color w:val="0000EE"/>
-            <w:u w:val="single"/>
-          </w:rPr>
-          <w:t>加拉太書5:23</w:t>
-        </w:r>
-      </w:hyperlink>
+      <w:r>
+        <w:rPr>
+          <w:lang w:val="zh_TW" w:bidi="zh_TW"/>
+        </w:rPr>
+        <w:t>哥林多前書7:8–9</w:t>
+      </w:r>
+    </w:p>
+    <w:p>
+      <w:pPr>
+        <w:pStyle w:val="ListBullet"/>
+        <w:spacing w:line="240" w:lineRule="auto"/>
+        <w:ind w:left="720"/>
+      </w:pPr>
+      <w:r>
+        <w:rPr>
+          <w:lang w:val="zh_TW" w:bidi="zh_TW"/>
+        </w:rPr>
+      </w:r>
+      <w:r>
+        <w:rPr>
+          <w:lang w:val="zh_TW" w:bidi="zh_TW"/>
+        </w:rPr>
+        <w:t>彼得後書1:5–7</w:t>
+      </w:r>
+    </w:p>
+    <w:p>
+      <w:pPr>
+        <w:pStyle w:val="ListBullet"/>
+        <w:spacing w:line="240" w:lineRule="auto"/>
+        <w:ind w:left="720"/>
+      </w:pPr>
+      <w:r>
+        <w:rPr>
+          <w:lang w:val="zh_TW" w:bidi="zh_TW"/>
+        </w:rPr>
+      </w:r>
+      <w:r>
+        <w:rPr>
+          <w:lang w:val="zh_TW" w:bidi="zh_TW"/>
+        </w:rPr>
+        <w:t>提摩太後書3:1–4</w:t>
+      </w:r>
+    </w:p>
+    <w:p>
+      <w:pPr>
+        <w:pStyle w:val="ListBullet"/>
+        <w:spacing w:line="240" w:lineRule="auto"/>
+        <w:ind w:left="720"/>
+      </w:pPr>
+      <w:r>
+        <w:rPr>
+          <w:lang w:val="zh_TW" w:bidi="zh_TW"/>
+        </w:rPr>
+      </w:r>
+      <w:r>
+        <w:rPr>
+          <w:lang w:val="zh_TW" w:bidi="zh_TW"/>
+        </w:rPr>
+        <w:t>加拉太書5:23</w:t>
+      </w:r>
     </w:p>
     <w:p>
       <w:pPr>
@@ -2101,306 +1999,228 @@
           <w:lang w:val="zh_TW" w:bidi="zh_TW"/>
         </w:rPr>
       </w:r>
-      <w:hyperlink r:id="rId30">
-        <w:r>
-          <w:rPr>
-            <w:lang w:val="zh_TW" w:bidi="zh_TW"/>
-          </w:rPr>
-          <w:rPr>
-            <w:color w:val="0000EE"/>
-            <w:u w:val="single"/>
-          </w:rPr>
-          <w:t>創世記7:2</w:t>
-        </w:r>
-      </w:hyperlink>
-    </w:p>
-    <w:p>
-      <w:pPr>
-        <w:pStyle w:val="ListBullet"/>
-        <w:spacing w:line="240" w:lineRule="auto"/>
-        <w:ind w:left="720"/>
-      </w:pPr>
-      <w:r>
-        <w:rPr>
-          <w:lang w:val="zh_TW" w:bidi="zh_TW"/>
-        </w:rPr>
-      </w:r>
-      <w:hyperlink r:id="rId31">
-        <w:r>
-          <w:rPr>
-            <w:lang w:val="zh_TW" w:bidi="zh_TW"/>
-          </w:rPr>
-          <w:rPr>
-            <w:color w:val="0000EE"/>
-            <w:u w:val="single"/>
-          </w:rPr>
-          <w:t>創世記7:8</w:t>
-        </w:r>
-      </w:hyperlink>
-    </w:p>
-    <w:p>
-      <w:pPr>
-        <w:pStyle w:val="ListBullet"/>
-        <w:spacing w:line="240" w:lineRule="auto"/>
-        <w:ind w:left="720"/>
-      </w:pPr>
-      <w:r>
-        <w:rPr>
-          <w:lang w:val="zh_TW" w:bidi="zh_TW"/>
-        </w:rPr>
-      </w:r>
-      <w:hyperlink r:id="rId32">
-        <w:r>
-          <w:rPr>
-            <w:lang w:val="zh_TW" w:bidi="zh_TW"/>
-          </w:rPr>
-          <w:rPr>
-            <w:color w:val="0000EE"/>
-            <w:u w:val="single"/>
-          </w:rPr>
-          <w:t>wash申命記12:15</w:t>
-        </w:r>
-      </w:hyperlink>
-    </w:p>
-    <w:p>
-      <w:pPr>
-        <w:pStyle w:val="ListBullet"/>
-        <w:spacing w:line="240" w:lineRule="auto"/>
-        <w:ind w:left="720"/>
-      </w:pPr>
-      <w:r>
-        <w:rPr>
-          <w:lang w:val="zh_TW" w:bidi="zh_TW"/>
-        </w:rPr>
-      </w:r>
-      <w:hyperlink r:id="rId33">
-        <w:r>
-          <w:rPr>
-            <w:lang w:val="zh_TW" w:bidi="zh_TW"/>
-          </w:rPr>
-          <w:rPr>
-            <w:color w:val="0000EE"/>
-            <w:u w:val="single"/>
-          </w:rPr>
-          <w:t>詩篇51:7</w:t>
-        </w:r>
-      </w:hyperlink>
-    </w:p>
-    <w:p>
-      <w:pPr>
-        <w:pStyle w:val="ListBullet"/>
-        <w:spacing w:line="240" w:lineRule="auto"/>
-        <w:ind w:left="720"/>
-      </w:pPr>
-      <w:r>
-        <w:rPr>
-          <w:lang w:val="zh_TW" w:bidi="zh_TW"/>
-        </w:rPr>
-      </w:r>
-      <w:hyperlink r:id="rId34">
-        <w:r>
-          <w:rPr>
-            <w:lang w:val="zh_TW" w:bidi="zh_TW"/>
-          </w:rPr>
-          <w:rPr>
-            <w:color w:val="0000EE"/>
-            <w:u w:val="single"/>
-          </w:rPr>
-          <w:t>箴言20:30</w:t>
-        </w:r>
-      </w:hyperlink>
-    </w:p>
-    <w:p>
-      <w:pPr>
-        <w:pStyle w:val="ListBullet"/>
-        <w:spacing w:line="240" w:lineRule="auto"/>
-        <w:ind w:left="720"/>
-      </w:pPr>
-      <w:r>
-        <w:rPr>
-          <w:lang w:val="zh_TW" w:bidi="zh_TW"/>
-        </w:rPr>
-      </w:r>
-      <w:hyperlink r:id="rId35">
-        <w:r>
-          <w:rPr>
-            <w:lang w:val="zh_TW" w:bidi="zh_TW"/>
-          </w:rPr>
-          <w:rPr>
-            <w:color w:val="0000EE"/>
-            <w:u w:val="single"/>
-          </w:rPr>
-          <w:t>以西結書24:13</w:t>
-        </w:r>
-      </w:hyperlink>
-    </w:p>
-    <w:p>
-      <w:pPr>
-        <w:pStyle w:val="ListBullet"/>
-        <w:spacing w:line="240" w:lineRule="auto"/>
-        <w:ind w:left="720"/>
-      </w:pPr>
-      <w:r>
-        <w:rPr>
-          <w:lang w:val="zh_TW" w:bidi="zh_TW"/>
-        </w:rPr>
-      </w:r>
-      <w:hyperlink r:id="rId36">
-        <w:r>
-          <w:rPr>
-            <w:lang w:val="zh_TW" w:bidi="zh_TW"/>
-          </w:rPr>
-          <w:rPr>
-            <w:color w:val="0000EE"/>
-            <w:u w:val="single"/>
-          </w:rPr>
-          <w:t>馬太福音23:27</w:t>
-        </w:r>
-      </w:hyperlink>
-    </w:p>
-    <w:p>
-      <w:pPr>
-        <w:pStyle w:val="ListBullet"/>
-        <w:spacing w:line="240" w:lineRule="auto"/>
-        <w:ind w:left="720"/>
-      </w:pPr>
-      <w:r>
-        <w:rPr>
-          <w:lang w:val="zh_TW" w:bidi="zh_TW"/>
-        </w:rPr>
-      </w:r>
-      <w:hyperlink r:id="rId37">
-        <w:r>
-          <w:rPr>
-            <w:lang w:val="zh_TW" w:bidi="zh_TW"/>
-          </w:rPr>
-          <w:rPr>
-            <w:color w:val="0000EE"/>
-            <w:u w:val="single"/>
-          </w:rPr>
-          <w:t>路加福音5:13</w:t>
-        </w:r>
-      </w:hyperlink>
-    </w:p>
-    <w:p>
-      <w:pPr>
-        <w:pStyle w:val="ListBullet"/>
-        <w:spacing w:line="240" w:lineRule="auto"/>
-        <w:ind w:left="720"/>
-      </w:pPr>
-      <w:r>
-        <w:rPr>
-          <w:lang w:val="zh_TW" w:bidi="zh_TW"/>
-        </w:rPr>
-      </w:r>
-      <w:hyperlink r:id="rId38">
-        <w:r>
-          <w:rPr>
-            <w:lang w:val="zh_TW" w:bidi="zh_TW"/>
-          </w:rPr>
-          <w:rPr>
-            <w:color w:val="0000EE"/>
-            <w:u w:val="single"/>
-          </w:rPr>
-          <w:t>使徒行傳8:7</w:t>
-        </w:r>
-      </w:hyperlink>
-    </w:p>
-    <w:p>
-      <w:pPr>
-        <w:pStyle w:val="ListBullet"/>
-        <w:spacing w:line="240" w:lineRule="auto"/>
-        <w:ind w:left="720"/>
-      </w:pPr>
-      <w:r>
-        <w:rPr>
-          <w:lang w:val="zh_TW" w:bidi="zh_TW"/>
-        </w:rPr>
-      </w:r>
-      <w:hyperlink r:id="rId39">
-        <w:r>
-          <w:rPr>
-            <w:lang w:val="zh_TW" w:bidi="zh_TW"/>
-          </w:rPr>
-          <w:rPr>
-            <w:color w:val="0000EE"/>
-            <w:u w:val="single"/>
-          </w:rPr>
-          <w:t>使徒行傳10:27–29</w:t>
-        </w:r>
-      </w:hyperlink>
-    </w:p>
-    <w:p>
-      <w:pPr>
-        <w:pStyle w:val="ListBullet"/>
-        <w:spacing w:line="240" w:lineRule="auto"/>
-        <w:ind w:left="720"/>
-      </w:pPr>
-      <w:r>
-        <w:rPr>
-          <w:lang w:val="zh_TW" w:bidi="zh_TW"/>
-        </w:rPr>
-      </w:r>
-      <w:hyperlink r:id="rId40">
-        <w:r>
-          <w:rPr>
-            <w:lang w:val="zh_TW" w:bidi="zh_TW"/>
-          </w:rPr>
-          <w:rPr>
-            <w:color w:val="0000EE"/>
-            <w:u w:val="single"/>
-          </w:rPr>
-          <w:t>歌羅西書3:5</w:t>
-        </w:r>
-      </w:hyperlink>
-    </w:p>
-    <w:p>
-      <w:pPr>
-        <w:pStyle w:val="ListBullet"/>
-        <w:spacing w:line="240" w:lineRule="auto"/>
-        <w:ind w:left="720"/>
-      </w:pPr>
-      <w:r>
-        <w:rPr>
-          <w:lang w:val="zh_TW" w:bidi="zh_TW"/>
-        </w:rPr>
-      </w:r>
-      <w:hyperlink r:id="rId41">
-        <w:r>
-          <w:rPr>
-            <w:lang w:val="zh_TW" w:bidi="zh_TW"/>
-          </w:rPr>
-          <w:rPr>
-            <w:color w:val="0000EE"/>
-            <w:u w:val="single"/>
-          </w:rPr>
-          <w:t>帖撒羅尼迦前書4:7</w:t>
-        </w:r>
-      </w:hyperlink>
-    </w:p>
-    <w:p>
-      <w:pPr>
-        <w:pStyle w:val="ListBullet"/>
-        <w:spacing w:line="240" w:lineRule="auto"/>
-        <w:ind w:left="720"/>
-      </w:pPr>
-      <w:r>
-        <w:rPr>
-          <w:lang w:val="zh_TW" w:bidi="zh_TW"/>
-        </w:rPr>
-      </w:r>
-      <w:hyperlink r:id="rId42">
-        <w:r>
-          <w:rPr>
-            <w:lang w:val="zh_TW" w:bidi="zh_TW"/>
-          </w:rPr>
-          <w:rPr>
-            <w:color w:val="0000EE"/>
-            <w:u w:val="single"/>
-          </w:rPr>
-          <w:t>雅各書4:8</w:t>
-        </w:r>
-      </w:hyperlink>
+      <w:r>
+        <w:rPr>
+          <w:lang w:val="zh_TW" w:bidi="zh_TW"/>
+        </w:rPr>
+        <w:t>創世記7:2</w:t>
+      </w:r>
+    </w:p>
+    <w:p>
+      <w:pPr>
+        <w:pStyle w:val="ListBullet"/>
+        <w:spacing w:line="240" w:lineRule="auto"/>
+        <w:ind w:left="720"/>
+      </w:pPr>
+      <w:r>
+        <w:rPr>
+          <w:lang w:val="zh_TW" w:bidi="zh_TW"/>
+        </w:rPr>
+      </w:r>
+      <w:r>
+        <w:rPr>
+          <w:lang w:val="zh_TW" w:bidi="zh_TW"/>
+        </w:rPr>
+        <w:t>創世記7:8</w:t>
+      </w:r>
+    </w:p>
+    <w:p>
+      <w:pPr>
+        <w:pStyle w:val="ListBullet"/>
+        <w:spacing w:line="240" w:lineRule="auto"/>
+        <w:ind w:left="720"/>
+      </w:pPr>
+      <w:r>
+        <w:rPr>
+          <w:lang w:val="zh_TW" w:bidi="zh_TW"/>
+        </w:rPr>
+      </w:r>
+      <w:r>
+        <w:rPr>
+          <w:lang w:val="zh_TW" w:bidi="zh_TW"/>
+        </w:rPr>
+        <w:t>wash申命記12:15</w:t>
+      </w:r>
+    </w:p>
+    <w:p>
+      <w:pPr>
+        <w:pStyle w:val="ListBullet"/>
+        <w:spacing w:line="240" w:lineRule="auto"/>
+        <w:ind w:left="720"/>
+      </w:pPr>
+      <w:r>
+        <w:rPr>
+          <w:lang w:val="zh_TW" w:bidi="zh_TW"/>
+        </w:rPr>
+      </w:r>
+      <w:r>
+        <w:rPr>
+          <w:lang w:val="zh_TW" w:bidi="zh_TW"/>
+        </w:rPr>
+        <w:t>詩篇51:7</w:t>
+      </w:r>
+    </w:p>
+    <w:p>
+      <w:pPr>
+        <w:pStyle w:val="ListBullet"/>
+        <w:spacing w:line="240" w:lineRule="auto"/>
+        <w:ind w:left="720"/>
+      </w:pPr>
+      <w:r>
+        <w:rPr>
+          <w:lang w:val="zh_TW" w:bidi="zh_TW"/>
+        </w:rPr>
+      </w:r>
+      <w:r>
+        <w:rPr>
+          <w:lang w:val="zh_TW" w:bidi="zh_TW"/>
+        </w:rPr>
+        <w:t>箴言20:30</w:t>
+      </w:r>
+    </w:p>
+    <w:p>
+      <w:pPr>
+        <w:pStyle w:val="ListBullet"/>
+        <w:spacing w:line="240" w:lineRule="auto"/>
+        <w:ind w:left="720"/>
+      </w:pPr>
+      <w:r>
+        <w:rPr>
+          <w:lang w:val="zh_TW" w:bidi="zh_TW"/>
+        </w:rPr>
+      </w:r>
+      <w:r>
+        <w:rPr>
+          <w:lang w:val="zh_TW" w:bidi="zh_TW"/>
+        </w:rPr>
+        <w:t>以西結書24:13</w:t>
+      </w:r>
+    </w:p>
+    <w:p>
+      <w:pPr>
+        <w:pStyle w:val="ListBullet"/>
+        <w:spacing w:line="240" w:lineRule="auto"/>
+        <w:ind w:left="720"/>
+      </w:pPr>
+      <w:r>
+        <w:rPr>
+          <w:lang w:val="zh_TW" w:bidi="zh_TW"/>
+        </w:rPr>
+      </w:r>
+      <w:r>
+        <w:rPr>
+          <w:lang w:val="zh_TW" w:bidi="zh_TW"/>
+        </w:rPr>
+        <w:t>馬太福音23:27</w:t>
+      </w:r>
+    </w:p>
+    <w:p>
+      <w:pPr>
+        <w:pStyle w:val="ListBullet"/>
+        <w:spacing w:line="240" w:lineRule="auto"/>
+        <w:ind w:left="720"/>
+      </w:pPr>
+      <w:r>
+        <w:rPr>
+          <w:lang w:val="zh_TW" w:bidi="zh_TW"/>
+        </w:rPr>
+      </w:r>
+      <w:r>
+        <w:rPr>
+          <w:lang w:val="zh_TW" w:bidi="zh_TW"/>
+        </w:rPr>
+        <w:t>路加福音5:13</w:t>
+      </w:r>
+    </w:p>
+    <w:p>
+      <w:pPr>
+        <w:pStyle w:val="ListBullet"/>
+        <w:spacing w:line="240" w:lineRule="auto"/>
+        <w:ind w:left="720"/>
+      </w:pPr>
+      <w:r>
+        <w:rPr>
+          <w:lang w:val="zh_TW" w:bidi="zh_TW"/>
+        </w:rPr>
+      </w:r>
+      <w:r>
+        <w:rPr>
+          <w:lang w:val="zh_TW" w:bidi="zh_TW"/>
+        </w:rPr>
+        <w:t>使徒行傳8:7</w:t>
+      </w:r>
+    </w:p>
+    <w:p>
+      <w:pPr>
+        <w:pStyle w:val="ListBullet"/>
+        <w:spacing w:line="240" w:lineRule="auto"/>
+        <w:ind w:left="720"/>
+      </w:pPr>
+      <w:r>
+        <w:rPr>
+          <w:lang w:val="zh_TW" w:bidi="zh_TW"/>
+        </w:rPr>
+      </w:r>
+      <w:r>
+        <w:rPr>
+          <w:lang w:val="zh_TW" w:bidi="zh_TW"/>
+        </w:rPr>
+        <w:t>使徒行傳10:27–29</w:t>
+      </w:r>
+    </w:p>
+    <w:p>
+      <w:pPr>
+        <w:pStyle w:val="ListBullet"/>
+        <w:spacing w:line="240" w:lineRule="auto"/>
+        <w:ind w:left="720"/>
+      </w:pPr>
+      <w:r>
+        <w:rPr>
+          <w:lang w:val="zh_TW" w:bidi="zh_TW"/>
+        </w:rPr>
+      </w:r>
+      <w:r>
+        <w:rPr>
+          <w:lang w:val="zh_TW" w:bidi="zh_TW"/>
+        </w:rPr>
+        <w:t>歌羅西書3:5</w:t>
+      </w:r>
+    </w:p>
+    <w:p>
+      <w:pPr>
+        <w:pStyle w:val="ListBullet"/>
+        <w:spacing w:line="240" w:lineRule="auto"/>
+        <w:ind w:left="720"/>
+      </w:pPr>
+      <w:r>
+        <w:rPr>
+          <w:lang w:val="zh_TW" w:bidi="zh_TW"/>
+        </w:rPr>
+      </w:r>
+      <w:r>
+        <w:rPr>
+          <w:lang w:val="zh_TW" w:bidi="zh_TW"/>
+        </w:rPr>
+        <w:t>帖撒羅尼迦前書4:7</w:t>
+      </w:r>
+    </w:p>
+    <w:p>
+      <w:pPr>
+        <w:pStyle w:val="ListBullet"/>
+        <w:spacing w:line="240" w:lineRule="auto"/>
+        <w:ind w:left="720"/>
+      </w:pPr>
+      <w:r>
+        <w:rPr>
+          <w:lang w:val="zh_TW" w:bidi="zh_TW"/>
+        </w:rPr>
+      </w:r>
+      <w:r>
+        <w:rPr>
+          <w:lang w:val="zh_TW" w:bidi="zh_TW"/>
+        </w:rPr>
+        <w:t>雅各書4:8</w:t>
+      </w:r>
     </w:p>
     <w:p>
       <w:pPr>
@@ -2752,138 +2572,102 @@
           <w:lang w:val="zh_TW" w:bidi="zh_TW"/>
         </w:rPr>
       </w:r>
-      <w:hyperlink r:id="rId43">
-        <w:r>
-          <w:rPr>
-            <w:lang w:val="zh_TW" w:bidi="zh_TW"/>
-          </w:rPr>
-          <w:rPr>
-            <w:color w:val="0000EE"/>
-            <w:u w:val="single"/>
-          </w:rPr>
-          <w:t>提摩太前書1:5</w:t>
-        </w:r>
-      </w:hyperlink>
-    </w:p>
-    <w:p>
-      <w:pPr>
-        <w:pStyle w:val="ListBullet"/>
-        <w:spacing w:line="240" w:lineRule="auto"/>
-        <w:ind w:left="720"/>
-      </w:pPr>
-      <w:r>
-        <w:rPr>
-          <w:lang w:val="zh_TW" w:bidi="zh_TW"/>
-        </w:rPr>
-      </w:r>
-      <w:hyperlink r:id="rId44">
-        <w:r>
-          <w:rPr>
-            <w:lang w:val="zh_TW" w:bidi="zh_TW"/>
-          </w:rPr>
-          <w:rPr>
-            <w:color w:val="0000EE"/>
-            <w:u w:val="single"/>
-          </w:rPr>
-          <w:t>出埃及記31:6–9</w:t>
-        </w:r>
-      </w:hyperlink>
-    </w:p>
-    <w:p>
-      <w:pPr>
-        <w:pStyle w:val="ListBullet"/>
-        <w:spacing w:line="240" w:lineRule="auto"/>
-        <w:ind w:left="720"/>
-      </w:pPr>
-      <w:r>
-        <w:rPr>
-          <w:lang w:val="zh_TW" w:bidi="zh_TW"/>
-        </w:rPr>
-      </w:r>
-      <w:hyperlink r:id="rId45">
-        <w:r>
-          <w:rPr>
-            <w:lang w:val="zh_TW" w:bidi="zh_TW"/>
-          </w:rPr>
-          <w:rPr>
-            <w:color w:val="0000EE"/>
-            <w:u w:val="single"/>
-          </w:rPr>
-          <w:t>希伯來書9:13–15</w:t>
-        </w:r>
-      </w:hyperlink>
-    </w:p>
-    <w:p>
-      <w:pPr>
-        <w:pStyle w:val="ListBullet"/>
-        <w:spacing w:line="240" w:lineRule="auto"/>
-        <w:ind w:left="720"/>
-      </w:pPr>
-      <w:r>
-        <w:rPr>
-          <w:lang w:val="zh_TW" w:bidi="zh_TW"/>
-        </w:rPr>
-      </w:r>
-      <w:hyperlink r:id="rId42">
-        <w:r>
-          <w:rPr>
-            <w:lang w:val="zh_TW" w:bidi="zh_TW"/>
-          </w:rPr>
-          <w:rPr>
-            <w:color w:val="0000EE"/>
-            <w:u w:val="single"/>
-          </w:rPr>
-          <w:t>雅各書4:8</w:t>
-        </w:r>
-      </w:hyperlink>
-    </w:p>
-    <w:p>
-      <w:pPr>
-        <w:pStyle w:val="ListBullet"/>
-        <w:spacing w:line="240" w:lineRule="auto"/>
-        <w:ind w:left="720"/>
-      </w:pPr>
-      <w:r>
-        <w:rPr>
-          <w:lang w:val="zh_TW" w:bidi="zh_TW"/>
-        </w:rPr>
-      </w:r>
-      <w:hyperlink r:id="rId46">
-        <w:r>
-          <w:rPr>
-            <w:lang w:val="zh_TW" w:bidi="zh_TW"/>
-          </w:rPr>
-          <w:rPr>
-            <w:color w:val="0000EE"/>
-            <w:u w:val="single"/>
-          </w:rPr>
-          <w:t>路加福音2:22</w:t>
-        </w:r>
-      </w:hyperlink>
-    </w:p>
-    <w:p>
-      <w:pPr>
-        <w:pStyle w:val="ListBullet"/>
-        <w:spacing w:line="240" w:lineRule="auto"/>
-        <w:ind w:left="720"/>
-      </w:pPr>
-      <w:r>
-        <w:rPr>
-          <w:lang w:val="zh_TW" w:bidi="zh_TW"/>
-        </w:rPr>
-      </w:r>
-      <w:hyperlink r:id="rId47">
-        <w:r>
-          <w:rPr>
-            <w:lang w:val="zh_TW" w:bidi="zh_TW"/>
-          </w:rPr>
-          <w:rPr>
-            <w:color w:val="0000EE"/>
-            <w:u w:val="single"/>
-          </w:rPr>
-          <w:t>啟示錄14:4</w:t>
-        </w:r>
-      </w:hyperlink>
+      <w:r>
+        <w:rPr>
+          <w:lang w:val="zh_TW" w:bidi="zh_TW"/>
+        </w:rPr>
+        <w:t>提摩太前書1:5</w:t>
+      </w:r>
+    </w:p>
+    <w:p>
+      <w:pPr>
+        <w:pStyle w:val="ListBullet"/>
+        <w:spacing w:line="240" w:lineRule="auto"/>
+        <w:ind w:left="720"/>
+      </w:pPr>
+      <w:r>
+        <w:rPr>
+          <w:lang w:val="zh_TW" w:bidi="zh_TW"/>
+        </w:rPr>
+      </w:r>
+      <w:r>
+        <w:rPr>
+          <w:lang w:val="zh_TW" w:bidi="zh_TW"/>
+        </w:rPr>
+        <w:t>出埃及記31:6–9</w:t>
+      </w:r>
+    </w:p>
+    <w:p>
+      <w:pPr>
+        <w:pStyle w:val="ListBullet"/>
+        <w:spacing w:line="240" w:lineRule="auto"/>
+        <w:ind w:left="720"/>
+      </w:pPr>
+      <w:r>
+        <w:rPr>
+          <w:lang w:val="zh_TW" w:bidi="zh_TW"/>
+        </w:rPr>
+      </w:r>
+      <w:r>
+        <w:rPr>
+          <w:lang w:val="zh_TW" w:bidi="zh_TW"/>
+        </w:rPr>
+        <w:t>希伯來書9:13–15</w:t>
+      </w:r>
+    </w:p>
+    <w:p>
+      <w:pPr>
+        <w:pStyle w:val="ListBullet"/>
+        <w:spacing w:line="240" w:lineRule="auto"/>
+        <w:ind w:left="720"/>
+      </w:pPr>
+      <w:r>
+        <w:rPr>
+          <w:lang w:val="zh_TW" w:bidi="zh_TW"/>
+        </w:rPr>
+      </w:r>
+      <w:r>
+        <w:rPr>
+          <w:lang w:val="zh_TW" w:bidi="zh_TW"/>
+        </w:rPr>
+        <w:t>雅各書4:8</w:t>
+      </w:r>
+    </w:p>
+    <w:p>
+      <w:pPr>
+        <w:pStyle w:val="ListBullet"/>
+        <w:spacing w:line="240" w:lineRule="auto"/>
+        <w:ind w:left="720"/>
+      </w:pPr>
+      <w:r>
+        <w:rPr>
+          <w:lang w:val="zh_TW" w:bidi="zh_TW"/>
+        </w:rPr>
+      </w:r>
+      <w:r>
+        <w:rPr>
+          <w:lang w:val="zh_TW" w:bidi="zh_TW"/>
+        </w:rPr>
+        <w:t>路加福音2:22</w:t>
+      </w:r>
+    </w:p>
+    <w:p>
+      <w:pPr>
+        <w:pStyle w:val="ListBullet"/>
+        <w:spacing w:line="240" w:lineRule="auto"/>
+        <w:ind w:left="720"/>
+      </w:pPr>
+      <w:r>
+        <w:rPr>
+          <w:lang w:val="zh_TW" w:bidi="zh_TW"/>
+        </w:rPr>
+      </w:r>
+      <w:r>
+        <w:rPr>
+          <w:lang w:val="zh_TW" w:bidi="zh_TW"/>
+        </w:rPr>
+        <w:t>啟示錄14:4</w:t>
+      </w:r>
     </w:p>
     <w:p>
       <w:pPr>
